--- a/docs/data/my_emails_sample.docx
+++ b/docs/data/my_emails_sample.docx
@@ -32,7 +32,7 @@
     </w:p>
     <w:p>
       <w:r>
-        <w:t>담당자님, 안녕하세요. 수도권영업팀 김주현입니다.</w:t>
+        <w:t>담당자님, 안녕하세요. 수도권영업팀 이동원입니다.</w:t>
       </w:r>
     </w:p>
     <w:p>
@@ -58,7 +58,7 @@
       <w:r>
         <w:t>감사합니다.</w:t>
         <w:br/>
-        <w:t>김주현 드림</w:t>
+        <w:t>이동원 드림</w:t>
         <w:br/>
         <w:t>수도권영업팀 · 편의점 담당</w:t>
       </w:r>
@@ -80,7 +80,7 @@
     </w:p>
     <w:p>
       <w:r>
-        <w:t>담당자님, 안녕하세요. 수도권영업팀 김주현입니다.</w:t>
+        <w:t>담당자님, 안녕하세요. 수도권영업팀 이동원입니다.</w:t>
       </w:r>
     </w:p>
     <w:p>
@@ -106,7 +106,7 @@
       <w:r>
         <w:t>감사합니다.</w:t>
         <w:br/>
-        <w:t>김주현 드림</w:t>
+        <w:t>이동원 드림</w:t>
         <w:br/>
         <w:t>수도권영업팀 · 편의점 담당</w:t>
       </w:r>
@@ -128,7 +128,7 @@
     </w:p>
     <w:p>
       <w:r>
-        <w:t>담당자님, 안녕하세요. 수도권영업팀 김주현입니다.</w:t>
+        <w:t>담당자님, 안녕하세요. 수도권영업팀 이동원입니다.</w:t>
       </w:r>
     </w:p>
     <w:p>
@@ -154,7 +154,7 @@
       <w:r>
         <w:t>감사합니다.</w:t>
         <w:br/>
-        <w:t>김주현 드림</w:t>
+        <w:t>이동원 드림</w:t>
         <w:br/>
         <w:t>수도권영업팀 · 편의점 담당</w:t>
       </w:r>
@@ -176,7 +176,7 @@
     </w:p>
     <w:p>
       <w:r>
-        <w:t>담당자님, 안녕하세요. 수도권영업팀 김주현입니다.</w:t>
+        <w:t>담당자님, 안녕하세요. 수도권영업팀 이동원입니다.</w:t>
       </w:r>
     </w:p>
     <w:p>
@@ -204,7 +204,7 @@
       <w:r>
         <w:t>감사합니다.</w:t>
         <w:br/>
-        <w:t>김주현 드림</w:t>
+        <w:t>이동원 드림</w:t>
         <w:br/>
         <w:t>수도권영업팀 · 편의점 담당</w:t>
       </w:r>
@@ -226,7 +226,7 @@
     </w:p>
     <w:p>
       <w:r>
-        <w:t>안녕하세요, 수도권영업팀 김주현입니다.</w:t>
+        <w:t>안녕하세요, 수도권영업팀 이동원입니다.</w:t>
       </w:r>
     </w:p>
     <w:p>
@@ -252,7 +252,7 @@
       <w:r>
         <w:t>감사합니다.</w:t>
         <w:br/>
-        <w:t>김주현 드림</w:t>
+        <w:t>이동원 드림</w:t>
         <w:br/>
         <w:t>수도권영업팀 · 편의점 담당</w:t>
       </w:r>
@@ -278,7 +278,7 @@
         <w:pStyle w:val="ListBullet"/>
       </w:pPr>
       <w:r>
-        <w:t>첫인사: 「안녕하세요. 수도권영업팀 김주현입니다.」</w:t>
+        <w:t>첫인사: 「안녕하세요. 수도권영업팀 이동원입니다.」</w:t>
       </w:r>
     </w:p>
     <w:p>
@@ -310,7 +310,7 @@
         <w:pStyle w:val="ListBullet"/>
       </w:pPr>
       <w:r>
-        <w:t>맺음: 「감사합니다. / 김주현 드림 / 수도권영업팀 · 편의점 담당」</w:t>
+        <w:t>맺음: 「감사합니다. / 이동원 드림 / 수도권영업팀 · 편의점 담당」</w:t>
       </w:r>
     </w:p>
     <w:sectPr>
